--- a/Emerald_City_Rounds_Style_Guide.docx
+++ b/Emerald_City_Rounds_Style_Guide.docx
@@ -37,8 +37,6 @@
       </w:r>
       <w:r>
         <w:br/>
-      </w:r>
-      <w:r>
         <w:t>Purpose: A clean, welcoming website that showcases round dance instruction, performances, and services.</w:t>
       </w:r>
       <w:r>
@@ -292,14 +290,45 @@
         <w:rPr>
           <w:b/>
           <w:bCs/>
+          <w:sz w:val="28"/>
+          <w:szCs w:val="28"/>
         </w:rPr>
       </w:pPr>
       <w:r>
         <w:rPr>
           <w:b/>
           <w:bCs/>
+          <w:sz w:val="28"/>
+          <w:szCs w:val="28"/>
+        </w:rPr>
+        <w:t xml:space="preserve">14. </w:t>
+      </w:r>
+      <w:r>
+        <w:rPr>
+          <w:b/>
+          <w:bCs/>
+          <w:sz w:val="28"/>
+          <w:szCs w:val="28"/>
         </w:rPr>
         <w:t>QAA Improvements</w:t>
+      </w:r>
+      <w:r>
+        <w:rPr>
+          <w:b/>
+          <w:bCs/>
+          <w:sz w:val="28"/>
+          <w:szCs w:val="28"/>
+        </w:rPr>
+        <w:t xml:space="preserve"> &amp; </w:t>
+      </w:r>
+      <w:r>
+        <w:rPr>
+          <w:b/>
+          <w:bCs/>
+          <w:sz w:val="28"/>
+          <w:szCs w:val="28"/>
+        </w:rPr>
+        <w:t>Feedback PDF</w:t>
       </w:r>
     </w:p>
     <w:p>
@@ -311,13 +340,7 @@
         <w:spacing w:after="160"/>
       </w:pPr>
       <w:r>
-        <w:t>The “</w:t>
-      </w:r>
-      <w:r>
-        <w:t>Classes” page</w:t>
-      </w:r>
-      <w:r>
-        <w:t xml:space="preserve"> has been updated to include a better description of the types of classes my business will provide.</w:t>
+        <w:t>The “Classes” page has been updated to include a better description of the types of classes my business will provide.</w:t>
       </w:r>
     </w:p>
     <w:p>
@@ -341,14 +364,27 @@
         <w:spacing w:after="160"/>
       </w:pPr>
       <w:r>
-        <w:t xml:space="preserve">The “Home” page has been updated so that the “What We Do” box is not </w:t>
+        <w:t>The “Home” page has been updated so that the “What We Do” box is not duplicated.</w:t>
       </w:r>
-      <w:r>
-        <w:t>duplicated</w:t>
-      </w:r>
-      <w:r>
-        <w:t>.</w:t>
-      </w:r>
+    </w:p>
+    <w:p>
+      <w:pPr>
+        <w:spacing w:after="160"/>
+      </w:pPr>
+      <w:hyperlink r:id="rId6" w:history="1">
+        <w:r>
+          <w:rPr>
+            <w:rStyle w:val="Hyperlink"/>
+          </w:rPr>
+          <w:t>C:\Users\leour\Downloads\E</w:t>
+        </w:r>
+        <w:r>
+          <w:rPr>
+            <w:rStyle w:val="Hyperlink"/>
+          </w:rPr>
+          <w:t>CRD QA Corrections-1.pdf</w:t>
+        </w:r>
+      </w:hyperlink>
     </w:p>
     <w:sectPr>
       <w:pgSz w:w="12240" w:h="15840"/>
@@ -1282,6 +1318,7 @@
   <w:style w:type="character" w:default="1" w:styleId="DefaultParagraphFont">
     <w:name w:val="Default Paragraph Font"/>
     <w:uiPriority w:val="1"/>
+    <w:semiHidden/>
     <w:unhideWhenUsed/>
   </w:style>
   <w:style w:type="table" w:default="1" w:styleId="TableNormal">
@@ -12057,6 +12094,41 @@
         <w:shd w:val="clear" w:color="auto" w:fill="FBCAA2" w:themeFill="accent6" w:themeFillTint="7F"/>
       </w:tcPr>
     </w:tblStylePr>
+  </w:style>
+  <w:style w:type="character" w:styleId="Hyperlink">
+    <w:name w:val="Hyperlink"/>
+    <w:basedOn w:val="DefaultParagraphFont"/>
+    <w:uiPriority w:val="99"/>
+    <w:unhideWhenUsed/>
+    <w:rsid w:val="00920DDF"/>
+    <w:rPr>
+      <w:color w:val="0000FF" w:themeColor="hyperlink"/>
+      <w:u w:val="single"/>
+    </w:rPr>
+  </w:style>
+  <w:style w:type="character" w:styleId="UnresolvedMention">
+    <w:name w:val="Unresolved Mention"/>
+    <w:basedOn w:val="DefaultParagraphFont"/>
+    <w:uiPriority w:val="99"/>
+    <w:semiHidden/>
+    <w:unhideWhenUsed/>
+    <w:rsid w:val="00920DDF"/>
+    <w:rPr>
+      <w:color w:val="605E5C"/>
+      <w:shd w:val="clear" w:color="auto" w:fill="E1DFDD"/>
+    </w:rPr>
+  </w:style>
+  <w:style w:type="character" w:styleId="FollowedHyperlink">
+    <w:name w:val="FollowedHyperlink"/>
+    <w:basedOn w:val="DefaultParagraphFont"/>
+    <w:uiPriority w:val="99"/>
+    <w:semiHidden/>
+    <w:unhideWhenUsed/>
+    <w:rsid w:val="00920DDF"/>
+    <w:rPr>
+      <w:color w:val="800080" w:themeColor="followedHyperlink"/>
+      <w:u w:val="single"/>
+    </w:rPr>
   </w:style>
 </w:styles>
 </file>
